--- a/27_The_Haitian_Revolution_Student_Worksheet.docx
+++ b/27_The_Haitian_Revolution_Student_Worksheet.docx
@@ -927,89 +927,32 @@
     <w:p>
       <w:pPr>
         <w:keepNext/>
-        <w:spacing w:after="40"/>
-        <w:jc w:val="center"/>
-      </w:pPr>
-      <w:r>
-        <w:drawing>
-          <wp:inline xmlns:a="http://schemas.openxmlformats.org/drawingml/2006/main" xmlns:pic="http://schemas.openxmlformats.org/drawingml/2006/picture">
-            <wp:extent cx="5580000" cy="1938517"/>
-            <wp:docPr id="4" name="Picture 4"/>
-            <wp:cNvGraphicFramePr>
-              <a:graphicFrameLocks noChangeAspect="1"/>
-            </wp:cNvGraphicFramePr>
-            <a:graphic>
-              <a:graphicData uri="http://schemas.openxmlformats.org/drawingml/2006/picture">
-                <pic:pic>
-                  <pic:nvPicPr>
-                    <pic:cNvPr id="0" name="ht_timeline.png"/>
-                    <pic:cNvPicPr/>
-                  </pic:nvPicPr>
-                  <pic:blipFill>
-                    <a:blip r:embed="rId19"/>
-                    <a:stretch>
-                      <a:fillRect/>
-                    </a:stretch>
-                  </pic:blipFill>
-                  <pic:spPr>
-                    <a:xfrm>
-                      <a:off x="0" y="0"/>
-                      <a:ext cx="5580000" cy="1938517"/>
-                    </a:xfrm>
-                    <a:prstGeom prst="rect"/>
-                  </pic:spPr>
-                </pic:pic>
-              </a:graphicData>
-            </a:graphic>
-          </wp:inline>
-        </w:drawing>
-      </w:r>
-    </w:p>
-    <w:p>
-      <w:pPr>
-        <w:spacing w:before="0" w:after="160"/>
-        <w:jc w:val="center"/>
+        <w:spacing w:before="80" w:after="60"/>
+      </w:pPr>
+      <w:r>
+        <w:rPr>
+          <w:rFonts w:ascii="Aptos Display" w:hAnsi="Aptos Display"/>
+          <w:b/>
+          <w:i w:val="0"/>
+          <w:color w:val="CE1126"/>
+          <w:sz w:val="24"/>
+        </w:rPr>
+        <w:t>The price of freedom</w:t>
+      </w:r>
+    </w:p>
+    <w:p>
+      <w:pPr>
+        <w:spacing w:before="0" w:after="120"/>
       </w:pPr>
       <w:r>
         <w:rPr>
           <w:rFonts w:ascii="Aptos" w:hAnsi="Aptos"/>
           <w:b w:val="0"/>
-          <w:i/>
-          <w:color w:val="5E5E5E"/>
-          <w:sz w:val="17"/>
-        </w:rPr>
-        <w:t>Key moments in the Haitian Revolution and after.</w:t>
-      </w:r>
-    </w:p>
-    <w:p>
-      <w:pPr>
-        <w:keepNext/>
-        <w:spacing w:before="80" w:after="60"/>
-      </w:pPr>
-      <w:r>
-        <w:rPr>
-          <w:rFonts w:ascii="Aptos Display" w:hAnsi="Aptos Display"/>
-          <w:b/>
-          <w:i w:val="0"/>
-          <w:color w:val="CE1126"/>
-          <w:sz w:val="24"/>
-        </w:rPr>
-        <w:t>The price of freedom</w:t>
-      </w:r>
-    </w:p>
-    <w:p>
-      <w:pPr>
-        <w:spacing w:before="0" w:after="120"/>
-      </w:pPr>
-      <w:r>
-        <w:rPr>
-          <w:rFonts w:ascii="Aptos" w:hAnsi="Aptos"/>
-          <w:b w:val="0"/>
           <w:i w:val="0"/>
           <w:color w:val="1A1A1A"/>
           <w:sz w:val="20"/>
         </w:rPr>
-        <w:t>Many powerful countries, including the USA, refused to recognise Haiti because they feared it would inspire revolts among the people they enslaved. In 1825 France sent 14 warships and demanded 150 million francs to compensate former slave-owners for their 'lost property'. Haiti had to borrow from French banks to pay. The debt was later cut to 90 million francs, but Haiti did not finish paying off the loans until 1947. In 2022, economists estimated this cost Haiti between $21 billion and $115 billion in lost growth. In 2025, France set up a commission to study the debt.</w:t>
+        <w:t>Many powerful countries, including the USA, refused to recognise Haiti because they feared it would inspire revolts. In 1825 France sent 14 warships and demanded 150 million francs to compensate former slave-owners for their 'lost property'. Haiti had to borrow from French banks to pay, and did not finish paying off the loans until 1947. Economists estimate this cost Haiti billions of dollars in lost growth.</w:t>
       </w:r>
     </w:p>
     <w:p>
@@ -1072,750 +1015,6 @@
     <w:p>
       <w:pPr>
         <w:keepNext/>
-        <w:spacing w:after="40"/>
-        <w:jc w:val="center"/>
-      </w:pPr>
-      <w:r>
-        <w:drawing>
-          <wp:inline xmlns:a="http://schemas.openxmlformats.org/drawingml/2006/main" xmlns:pic="http://schemas.openxmlformats.org/drawingml/2006/picture">
-            <wp:extent cx="2448000" cy="3351581"/>
-            <wp:docPr id="6" name="Picture 6"/>
-            <wp:cNvGraphicFramePr>
-              <a:graphicFrameLocks noChangeAspect="1"/>
-            </wp:cNvGraphicFramePr>
-            <a:graphic>
-              <a:graphicData uri="http://schemas.openxmlformats.org/drawingml/2006/picture">
-                <pic:pic>
-                  <pic:nvPicPr>
-                    <pic:cNvPr id="0" name="ht_leaders.png"/>
-                    <pic:cNvPicPr/>
-                  </pic:nvPicPr>
-                  <pic:blipFill>
-                    <a:blip r:embed="rId21"/>
-                    <a:stretch>
-                      <a:fillRect/>
-                    </a:stretch>
-                  </pic:blipFill>
-                  <pic:spPr>
-                    <a:xfrm>
-                      <a:off x="0" y="0"/>
-                      <a:ext cx="2448000" cy="3351581"/>
-                    </a:xfrm>
-                    <a:prstGeom prst="rect"/>
-                  </pic:spPr>
-                </pic:pic>
-              </a:graphicData>
-            </a:graphic>
-          </wp:inline>
-        </w:drawing>
-      </w:r>
-    </w:p>
-    <w:p>
-      <w:pPr>
-        <w:spacing w:before="0" w:after="160"/>
-        <w:jc w:val="center"/>
-      </w:pPr>
-      <w:r>
-        <w:rPr>
-          <w:rFonts w:ascii="Aptos" w:hAnsi="Aptos"/>
-          <w:b w:val="0"/>
-          <w:i/>
-          <w:color w:val="5E5E5E"/>
-          <w:sz w:val="17"/>
-        </w:rPr>
-        <w:t>An old engraving of revolutionary leaders. Some were never painted in their lifetime, so their faces are the artist's imagination.</w:t>
-      </w:r>
-    </w:p>
-    <w:p>
-      <w:pPr>
-        <w:keepNext/>
-        <w:spacing w:before="80" w:after="60"/>
-      </w:pPr>
-      <w:r>
-        <w:rPr>
-          <w:rFonts w:ascii="Aptos Display" w:hAnsi="Aptos Display"/>
-          <w:b/>
-          <w:i w:val="0"/>
-          <w:color w:val="007A3D"/>
-          <w:sz w:val="24"/>
-        </w:rPr>
-        <w:t>Key leaders</w:t>
-      </w:r>
-    </w:p>
-    <w:tbl>
-      <w:tblPr>
-        <w:tblW w:type="auto" w:w="0"/>
-        <w:jc w:val="center"/>
-        <w:tblLayout w:type="fixed"/>
-        <w:tblLook w:firstColumn="1" w:firstRow="1" w:lastColumn="0" w:lastRow="0" w:noHBand="0" w:noVBand="1" w:val="04A0"/>
-      </w:tblPr>
-      <w:tblGrid>
-        <w:gridCol w:w="2438"/>
-        <w:gridCol w:w="6804"/>
-      </w:tblGrid>
-      <w:tr>
-        <w:trPr>
-          <w:cantSplit/>
-        </w:trPr>
-        <w:tc>
-          <w:tcPr>
-            <w:tcW w:type="dxa" w:w="2438"/>
-            <w:tcBorders>
-              <w:top w:val="single" w:sz="6" w:space="0" w:color="007A3D"/>
-              <w:left w:val="single" w:sz="6" w:space="0" w:color="007A3D"/>
-              <w:bottom w:val="single" w:sz="6" w:space="0" w:color="007A3D"/>
-              <w:right w:val="single" w:sz="6" w:space="0" w:color="007A3D"/>
-            </w:tcBorders>
-            <w:shd w:val="clear" w:color="auto" w:fill="007A3D"/>
-            <w:tcMar>
-              <w:top w:w="80" w:type="dxa"/>
-              <w:left w:w="140" w:type="dxa"/>
-              <w:bottom w:w="80" w:type="dxa"/>
-              <w:right w:w="140" w:type="dxa"/>
-            </w:tcMar>
-          </w:tcPr>
-          <w:p>
-            <w:pPr>
-              <w:keepNext/>
-              <w:spacing w:after="0"/>
-            </w:pPr>
-            <w:r>
-              <w:rPr>
-                <w:rFonts w:ascii="Aptos" w:hAnsi="Aptos"/>
-                <w:b/>
-                <w:i w:val="0"/>
-                <w:color w:val="FFFFFF"/>
-                <w:sz w:val="21"/>
-              </w:rPr>
-              <w:t>Leader</w:t>
-            </w:r>
-          </w:p>
-        </w:tc>
-        <w:tc>
-          <w:tcPr>
-            <w:tcW w:type="dxa" w:w="6803"/>
-            <w:tcBorders>
-              <w:top w:val="single" w:sz="6" w:space="0" w:color="007A3D"/>
-              <w:left w:val="single" w:sz="6" w:space="0" w:color="007A3D"/>
-              <w:bottom w:val="single" w:sz="6" w:space="0" w:color="007A3D"/>
-              <w:right w:val="single" w:sz="6" w:space="0" w:color="007A3D"/>
-            </w:tcBorders>
-            <w:shd w:val="clear" w:color="auto" w:fill="007A3D"/>
-            <w:tcMar>
-              <w:top w:w="80" w:type="dxa"/>
-              <w:left w:w="140" w:type="dxa"/>
-              <w:bottom w:w="80" w:type="dxa"/>
-              <w:right w:w="140" w:type="dxa"/>
-            </w:tcMar>
-          </w:tcPr>
-          <w:p>
-            <w:pPr>
-              <w:keepNext/>
-              <w:spacing w:after="0"/>
-            </w:pPr>
-            <w:r>
-              <w:rPr>
-                <w:rFonts w:ascii="Aptos" w:hAnsi="Aptos"/>
-                <w:b/>
-                <w:i w:val="0"/>
-                <w:color w:val="FFFFFF"/>
-                <w:sz w:val="21"/>
-              </w:rPr>
-              <w:t>What they did</w:t>
-            </w:r>
-          </w:p>
-        </w:tc>
-      </w:tr>
-      <w:tr>
-        <w:trPr>
-          <w:cantSplit/>
-        </w:trPr>
-        <w:tc>
-          <w:tcPr>
-            <w:tcW w:type="dxa" w:w="2438"/>
-            <w:tcBorders>
-              <w:top w:val="single" w:sz="4" w:space="0" w:color="D9C58A"/>
-              <w:left w:val="single" w:sz="4" w:space="0" w:color="D9C58A"/>
-              <w:bottom w:val="single" w:sz="4" w:space="0" w:color="D9C58A"/>
-              <w:right w:val="single" w:sz="4" w:space="0" w:color="D9C58A"/>
-            </w:tcBorders>
-            <w:tcMar>
-              <w:top w:w="80" w:type="dxa"/>
-              <w:left w:w="140" w:type="dxa"/>
-              <w:bottom w:w="80" w:type="dxa"/>
-              <w:right w:w="140" w:type="dxa"/>
-            </w:tcMar>
-          </w:tcPr>
-          <w:p>
-            <w:pPr>
-              <w:keepNext/>
-              <w:spacing w:after="0"/>
-            </w:pPr>
-            <w:r>
-              <w:rPr>
-                <w:rFonts w:ascii="Aptos" w:hAnsi="Aptos"/>
-                <w:b w:val="0"/>
-                <w:i w:val="0"/>
-                <w:color w:val="1A1A1A"/>
-                <w:sz w:val="20"/>
-              </w:rPr>
-              <w:t>Vincent Ogé and Jean-Baptiste Chavannes</w:t>
-            </w:r>
-          </w:p>
-        </w:tc>
-        <w:tc>
-          <w:tcPr>
-            <w:tcW w:type="dxa" w:w="6803"/>
-            <w:tcBorders>
-              <w:top w:val="single" w:sz="4" w:space="0" w:color="D9C58A"/>
-              <w:left w:val="single" w:sz="4" w:space="0" w:color="D9C58A"/>
-              <w:bottom w:val="single" w:sz="4" w:space="0" w:color="D9C58A"/>
-              <w:right w:val="single" w:sz="4" w:space="0" w:color="D9C58A"/>
-            </w:tcBorders>
-            <w:tcMar>
-              <w:top w:w="80" w:type="dxa"/>
-              <w:left w:w="140" w:type="dxa"/>
-              <w:bottom w:w="80" w:type="dxa"/>
-              <w:right w:w="140" w:type="dxa"/>
-            </w:tcMar>
-          </w:tcPr>
-          <w:p>
-            <w:pPr>
-              <w:keepNext/>
-              <w:spacing w:after="0"/>
-            </w:pPr>
-            <w:r>
-              <w:rPr>
-                <w:rFonts w:ascii="Aptos" w:hAnsi="Aptos"/>
-                <w:b w:val="0"/>
-                <w:i w:val="0"/>
-                <w:color w:val="1A1A1A"/>
-                <w:sz w:val="20"/>
-              </w:rPr>
-              <w:t>Free men of colour who led a revolt for equal rights in 1790; executed by the French in 1791.</w:t>
-            </w:r>
-          </w:p>
-        </w:tc>
-      </w:tr>
-      <w:tr>
-        <w:trPr>
-          <w:cantSplit/>
-        </w:trPr>
-        <w:tc>
-          <w:tcPr>
-            <w:tcW w:type="dxa" w:w="2438"/>
-            <w:tcBorders>
-              <w:top w:val="single" w:sz="4" w:space="0" w:color="D9C58A"/>
-              <w:left w:val="single" w:sz="4" w:space="0" w:color="D9C58A"/>
-              <w:bottom w:val="single" w:sz="4" w:space="0" w:color="D9C58A"/>
-              <w:right w:val="single" w:sz="4" w:space="0" w:color="D9C58A"/>
-            </w:tcBorders>
-            <w:shd w:val="clear" w:color="auto" w:fill="FFF3CC"/>
-            <w:tcMar>
-              <w:top w:w="80" w:type="dxa"/>
-              <w:left w:w="140" w:type="dxa"/>
-              <w:bottom w:w="80" w:type="dxa"/>
-              <w:right w:w="140" w:type="dxa"/>
-            </w:tcMar>
-          </w:tcPr>
-          <w:p>
-            <w:pPr>
-              <w:keepNext/>
-              <w:spacing w:after="0"/>
-            </w:pPr>
-            <w:r>
-              <w:rPr>
-                <w:rFonts w:ascii="Aptos" w:hAnsi="Aptos"/>
-                <w:b w:val="0"/>
-                <w:i w:val="0"/>
-                <w:color w:val="1A1A1A"/>
-                <w:sz w:val="20"/>
-              </w:rPr>
-              <w:t>Dutty Boukman</w:t>
-            </w:r>
-          </w:p>
-        </w:tc>
-        <w:tc>
-          <w:tcPr>
-            <w:tcW w:type="dxa" w:w="6803"/>
-            <w:tcBorders>
-              <w:top w:val="single" w:sz="4" w:space="0" w:color="D9C58A"/>
-              <w:left w:val="single" w:sz="4" w:space="0" w:color="D9C58A"/>
-              <w:bottom w:val="single" w:sz="4" w:space="0" w:color="D9C58A"/>
-              <w:right w:val="single" w:sz="4" w:space="0" w:color="D9C58A"/>
-            </w:tcBorders>
-            <w:shd w:val="clear" w:color="auto" w:fill="FFF3CC"/>
-            <w:tcMar>
-              <w:top w:w="80" w:type="dxa"/>
-              <w:left w:w="140" w:type="dxa"/>
-              <w:bottom w:w="80" w:type="dxa"/>
-              <w:right w:w="140" w:type="dxa"/>
-            </w:tcMar>
-          </w:tcPr>
-          <w:p>
-            <w:pPr>
-              <w:keepNext/>
-              <w:spacing w:after="0"/>
-            </w:pPr>
-            <w:r>
-              <w:rPr>
-                <w:rFonts w:ascii="Aptos" w:hAnsi="Aptos"/>
-                <w:b w:val="0"/>
-                <w:i w:val="0"/>
-                <w:color w:val="1A1A1A"/>
-                <w:sz w:val="20"/>
-              </w:rPr>
-              <w:t>Vodou priest who helped lead the Bois Caïman ceremony and the first uprising (1791).</w:t>
-            </w:r>
-          </w:p>
-        </w:tc>
-      </w:tr>
-      <w:tr>
-        <w:trPr>
-          <w:cantSplit/>
-        </w:trPr>
-        <w:tc>
-          <w:tcPr>
-            <w:tcW w:type="dxa" w:w="2438"/>
-            <w:tcBorders>
-              <w:top w:val="single" w:sz="4" w:space="0" w:color="D9C58A"/>
-              <w:left w:val="single" w:sz="4" w:space="0" w:color="D9C58A"/>
-              <w:bottom w:val="single" w:sz="4" w:space="0" w:color="D9C58A"/>
-              <w:right w:val="single" w:sz="4" w:space="0" w:color="D9C58A"/>
-            </w:tcBorders>
-            <w:tcMar>
-              <w:top w:w="80" w:type="dxa"/>
-              <w:left w:w="140" w:type="dxa"/>
-              <w:bottom w:w="80" w:type="dxa"/>
-              <w:right w:w="140" w:type="dxa"/>
-            </w:tcMar>
-          </w:tcPr>
-          <w:p>
-            <w:pPr>
-              <w:keepNext/>
-              <w:spacing w:after="0"/>
-            </w:pPr>
-            <w:r>
-              <w:rPr>
-                <w:rFonts w:ascii="Aptos" w:hAnsi="Aptos"/>
-                <w:b w:val="0"/>
-                <w:i w:val="0"/>
-                <w:color w:val="1A1A1A"/>
-                <w:sz w:val="20"/>
-              </w:rPr>
-              <w:t>Cécile Fatiman</w:t>
-            </w:r>
-          </w:p>
-        </w:tc>
-        <w:tc>
-          <w:tcPr>
-            <w:tcW w:type="dxa" w:w="6803"/>
-            <w:tcBorders>
-              <w:top w:val="single" w:sz="4" w:space="0" w:color="D9C58A"/>
-              <w:left w:val="single" w:sz="4" w:space="0" w:color="D9C58A"/>
-              <w:bottom w:val="single" w:sz="4" w:space="0" w:color="D9C58A"/>
-              <w:right w:val="single" w:sz="4" w:space="0" w:color="D9C58A"/>
-            </w:tcBorders>
-            <w:tcMar>
-              <w:top w:w="80" w:type="dxa"/>
-              <w:left w:w="140" w:type="dxa"/>
-              <w:bottom w:w="80" w:type="dxa"/>
-              <w:right w:w="140" w:type="dxa"/>
-            </w:tcMar>
-          </w:tcPr>
-          <w:p>
-            <w:pPr>
-              <w:keepNext/>
-              <w:spacing w:after="0"/>
-            </w:pPr>
-            <w:r>
-              <w:rPr>
-                <w:rFonts w:ascii="Aptos" w:hAnsi="Aptos"/>
-                <w:b w:val="0"/>
-                <w:i w:val="0"/>
-                <w:color w:val="1A1A1A"/>
-                <w:sz w:val="20"/>
-              </w:rPr>
-              <w:t>Vodou priestess at Bois Caïman who helped inspire the revolt.</w:t>
-            </w:r>
-          </w:p>
-        </w:tc>
-      </w:tr>
-      <w:tr>
-        <w:trPr>
-          <w:cantSplit/>
-        </w:trPr>
-        <w:tc>
-          <w:tcPr>
-            <w:tcW w:type="dxa" w:w="2438"/>
-            <w:tcBorders>
-              <w:top w:val="single" w:sz="4" w:space="0" w:color="D9C58A"/>
-              <w:left w:val="single" w:sz="4" w:space="0" w:color="D9C58A"/>
-              <w:bottom w:val="single" w:sz="4" w:space="0" w:color="D9C58A"/>
-              <w:right w:val="single" w:sz="4" w:space="0" w:color="D9C58A"/>
-            </w:tcBorders>
-            <w:shd w:val="clear" w:color="auto" w:fill="FFF3CC"/>
-            <w:tcMar>
-              <w:top w:w="80" w:type="dxa"/>
-              <w:left w:w="140" w:type="dxa"/>
-              <w:bottom w:w="80" w:type="dxa"/>
-              <w:right w:w="140" w:type="dxa"/>
-            </w:tcMar>
-          </w:tcPr>
-          <w:p>
-            <w:pPr>
-              <w:keepNext/>
-              <w:spacing w:after="0"/>
-            </w:pPr>
-            <w:r>
-              <w:rPr>
-                <w:rFonts w:ascii="Aptos" w:hAnsi="Aptos"/>
-                <w:b w:val="0"/>
-                <w:i w:val="0"/>
-                <w:color w:val="1A1A1A"/>
-                <w:sz w:val="20"/>
-              </w:rPr>
-              <w:t>Toussaint Louverture</w:t>
-            </w:r>
-          </w:p>
-        </w:tc>
-        <w:tc>
-          <w:tcPr>
-            <w:tcW w:type="dxa" w:w="6803"/>
-            <w:tcBorders>
-              <w:top w:val="single" w:sz="4" w:space="0" w:color="D9C58A"/>
-              <w:left w:val="single" w:sz="4" w:space="0" w:color="D9C58A"/>
-              <w:bottom w:val="single" w:sz="4" w:space="0" w:color="D9C58A"/>
-              <w:right w:val="single" w:sz="4" w:space="0" w:color="D9C58A"/>
-            </w:tcBorders>
-            <w:shd w:val="clear" w:color="auto" w:fill="FFF3CC"/>
-            <w:tcMar>
-              <w:top w:w="80" w:type="dxa"/>
-              <w:left w:w="140" w:type="dxa"/>
-              <w:bottom w:w="80" w:type="dxa"/>
-              <w:right w:w="140" w:type="dxa"/>
-            </w:tcMar>
-          </w:tcPr>
-          <w:p>
-            <w:pPr>
-              <w:keepNext/>
-              <w:spacing w:after="0"/>
-            </w:pPr>
-            <w:r>
-              <w:rPr>
-                <w:rFonts w:ascii="Aptos" w:hAnsi="Aptos"/>
-                <w:b w:val="0"/>
-                <w:i w:val="0"/>
-                <w:color w:val="1A1A1A"/>
-                <w:sz w:val="20"/>
-              </w:rPr>
-              <w:t>Formerly enslaved general who defeated Spain and Britain and banned slavery (1801).</w:t>
-            </w:r>
-          </w:p>
-        </w:tc>
-      </w:tr>
-      <w:tr>
-        <w:trPr>
-          <w:cantSplit/>
-        </w:trPr>
-        <w:tc>
-          <w:tcPr>
-            <w:tcW w:type="dxa" w:w="2438"/>
-            <w:tcBorders>
-              <w:top w:val="single" w:sz="4" w:space="0" w:color="D9C58A"/>
-              <w:left w:val="single" w:sz="4" w:space="0" w:color="D9C58A"/>
-              <w:bottom w:val="single" w:sz="4" w:space="0" w:color="D9C58A"/>
-              <w:right w:val="single" w:sz="4" w:space="0" w:color="D9C58A"/>
-            </w:tcBorders>
-            <w:tcMar>
-              <w:top w:w="80" w:type="dxa"/>
-              <w:left w:w="140" w:type="dxa"/>
-              <w:bottom w:w="80" w:type="dxa"/>
-              <w:right w:w="140" w:type="dxa"/>
-            </w:tcMar>
-          </w:tcPr>
-          <w:p>
-            <w:pPr>
-              <w:keepNext/>
-              <w:spacing w:after="0"/>
-            </w:pPr>
-            <w:r>
-              <w:rPr>
-                <w:rFonts w:ascii="Aptos" w:hAnsi="Aptos"/>
-                <w:b w:val="0"/>
-                <w:i w:val="0"/>
-                <w:color w:val="1A1A1A"/>
-                <w:sz w:val="20"/>
-              </w:rPr>
-              <w:t>André Rigaud</w:t>
-            </w:r>
-          </w:p>
-        </w:tc>
-        <w:tc>
-          <w:tcPr>
-            <w:tcW w:type="dxa" w:w="6803"/>
-            <w:tcBorders>
-              <w:top w:val="single" w:sz="4" w:space="0" w:color="D9C58A"/>
-              <w:left w:val="single" w:sz="4" w:space="0" w:color="D9C58A"/>
-              <w:bottom w:val="single" w:sz="4" w:space="0" w:color="D9C58A"/>
-              <w:right w:val="single" w:sz="4" w:space="0" w:color="D9C58A"/>
-            </w:tcBorders>
-            <w:tcMar>
-              <w:top w:w="80" w:type="dxa"/>
-              <w:left w:w="140" w:type="dxa"/>
-              <w:bottom w:w="80" w:type="dxa"/>
-              <w:right w:w="140" w:type="dxa"/>
-            </w:tcMar>
-          </w:tcPr>
-          <w:p>
-            <w:pPr>
-              <w:keepNext/>
-              <w:spacing w:after="0"/>
-            </w:pPr>
-            <w:r>
-              <w:rPr>
-                <w:rFonts w:ascii="Aptos" w:hAnsi="Aptos"/>
-                <w:b w:val="0"/>
-                <w:i w:val="0"/>
-                <w:color w:val="1A1A1A"/>
-                <w:sz w:val="20"/>
-              </w:rPr>
-              <w:t>General who led free people of colour in the south; later fought Toussaint for control.</w:t>
-            </w:r>
-          </w:p>
-        </w:tc>
-      </w:tr>
-      <w:tr>
-        <w:trPr>
-          <w:cantSplit/>
-        </w:trPr>
-        <w:tc>
-          <w:tcPr>
-            <w:tcW w:type="dxa" w:w="2438"/>
-            <w:tcBorders>
-              <w:top w:val="single" w:sz="4" w:space="0" w:color="D9C58A"/>
-              <w:left w:val="single" w:sz="4" w:space="0" w:color="D9C58A"/>
-              <w:bottom w:val="single" w:sz="4" w:space="0" w:color="D9C58A"/>
-              <w:right w:val="single" w:sz="4" w:space="0" w:color="D9C58A"/>
-            </w:tcBorders>
-            <w:shd w:val="clear" w:color="auto" w:fill="FFF3CC"/>
-            <w:tcMar>
-              <w:top w:w="80" w:type="dxa"/>
-              <w:left w:w="140" w:type="dxa"/>
-              <w:bottom w:w="80" w:type="dxa"/>
-              <w:right w:w="140" w:type="dxa"/>
-            </w:tcMar>
-          </w:tcPr>
-          <w:p>
-            <w:pPr>
-              <w:keepNext/>
-              <w:spacing w:after="0"/>
-            </w:pPr>
-            <w:r>
-              <w:rPr>
-                <w:rFonts w:ascii="Aptos" w:hAnsi="Aptos"/>
-                <w:b w:val="0"/>
-                <w:i w:val="0"/>
-                <w:color w:val="1A1A1A"/>
-                <w:sz w:val="20"/>
-              </w:rPr>
-              <w:t>Henri Christophe</w:t>
-            </w:r>
-          </w:p>
-        </w:tc>
-        <w:tc>
-          <w:tcPr>
-            <w:tcW w:type="dxa" w:w="6803"/>
-            <w:tcBorders>
-              <w:top w:val="single" w:sz="4" w:space="0" w:color="D9C58A"/>
-              <w:left w:val="single" w:sz="4" w:space="0" w:color="D9C58A"/>
-              <w:bottom w:val="single" w:sz="4" w:space="0" w:color="D9C58A"/>
-              <w:right w:val="single" w:sz="4" w:space="0" w:color="D9C58A"/>
-            </w:tcBorders>
-            <w:shd w:val="clear" w:color="auto" w:fill="FFF3CC"/>
-            <w:tcMar>
-              <w:top w:w="80" w:type="dxa"/>
-              <w:left w:w="140" w:type="dxa"/>
-              <w:bottom w:w="80" w:type="dxa"/>
-              <w:right w:w="140" w:type="dxa"/>
-            </w:tcMar>
-          </w:tcPr>
-          <w:p>
-            <w:pPr>
-              <w:keepNext/>
-              <w:spacing w:after="0"/>
-            </w:pPr>
-            <w:r>
-              <w:rPr>
-                <w:rFonts w:ascii="Aptos" w:hAnsi="Aptos"/>
-                <w:b w:val="0"/>
-                <w:i w:val="0"/>
-                <w:color w:val="1A1A1A"/>
-                <w:sz w:val="20"/>
-              </w:rPr>
-              <w:t>General under Toussaint; later ruled northern Haiti as King Henri I and built the Citadelle fortress.</w:t>
-            </w:r>
-          </w:p>
-        </w:tc>
-      </w:tr>
-      <w:tr>
-        <w:trPr>
-          <w:cantSplit/>
-        </w:trPr>
-        <w:tc>
-          <w:tcPr>
-            <w:tcW w:type="dxa" w:w="2438"/>
-            <w:tcBorders>
-              <w:top w:val="single" w:sz="4" w:space="0" w:color="D9C58A"/>
-              <w:left w:val="single" w:sz="4" w:space="0" w:color="D9C58A"/>
-              <w:bottom w:val="single" w:sz="4" w:space="0" w:color="D9C58A"/>
-              <w:right w:val="single" w:sz="4" w:space="0" w:color="D9C58A"/>
-            </w:tcBorders>
-            <w:tcMar>
-              <w:top w:w="80" w:type="dxa"/>
-              <w:left w:w="140" w:type="dxa"/>
-              <w:bottom w:w="80" w:type="dxa"/>
-              <w:right w:w="140" w:type="dxa"/>
-            </w:tcMar>
-          </w:tcPr>
-          <w:p>
-            <w:pPr>
-              <w:keepNext/>
-              <w:spacing w:after="0"/>
-            </w:pPr>
-            <w:r>
-              <w:rPr>
-                <w:rFonts w:ascii="Aptos" w:hAnsi="Aptos"/>
-                <w:b w:val="0"/>
-                <w:i w:val="0"/>
-                <w:color w:val="1A1A1A"/>
-                <w:sz w:val="20"/>
-              </w:rPr>
-              <w:t>Sanité Bélair</w:t>
-            </w:r>
-          </w:p>
-        </w:tc>
-        <w:tc>
-          <w:tcPr>
-            <w:tcW w:type="dxa" w:w="6803"/>
-            <w:tcBorders>
-              <w:top w:val="single" w:sz="4" w:space="0" w:color="D9C58A"/>
-              <w:left w:val="single" w:sz="4" w:space="0" w:color="D9C58A"/>
-              <w:bottom w:val="single" w:sz="4" w:space="0" w:color="D9C58A"/>
-              <w:right w:val="single" w:sz="4" w:space="0" w:color="D9C58A"/>
-            </w:tcBorders>
-            <w:tcMar>
-              <w:top w:w="80" w:type="dxa"/>
-              <w:left w:w="140" w:type="dxa"/>
-              <w:bottom w:w="80" w:type="dxa"/>
-              <w:right w:w="140" w:type="dxa"/>
-            </w:tcMar>
-          </w:tcPr>
-          <w:p>
-            <w:pPr>
-              <w:keepNext/>
-              <w:spacing w:after="0"/>
-            </w:pPr>
-            <w:r>
-              <w:rPr>
-                <w:rFonts w:ascii="Aptos" w:hAnsi="Aptos"/>
-                <w:b w:val="0"/>
-                <w:i w:val="0"/>
-                <w:color w:val="1A1A1A"/>
-                <w:sz w:val="20"/>
-              </w:rPr>
-              <w:t>Officer in the revolutionary army, executed by the French in 1802.</w:t>
-            </w:r>
-          </w:p>
-        </w:tc>
-      </w:tr>
-      <w:tr>
-        <w:trPr>
-          <w:cantSplit/>
-        </w:trPr>
-        <w:tc>
-          <w:tcPr>
-            <w:tcW w:type="dxa" w:w="2438"/>
-            <w:tcBorders>
-              <w:top w:val="single" w:sz="4" w:space="0" w:color="D9C58A"/>
-              <w:left w:val="single" w:sz="4" w:space="0" w:color="D9C58A"/>
-              <w:bottom w:val="single" w:sz="4" w:space="0" w:color="D9C58A"/>
-              <w:right w:val="single" w:sz="4" w:space="0" w:color="D9C58A"/>
-            </w:tcBorders>
-            <w:shd w:val="clear" w:color="auto" w:fill="FFF3CC"/>
-            <w:tcMar>
-              <w:top w:w="80" w:type="dxa"/>
-              <w:left w:w="140" w:type="dxa"/>
-              <w:bottom w:w="80" w:type="dxa"/>
-              <w:right w:w="140" w:type="dxa"/>
-            </w:tcMar>
-          </w:tcPr>
-          <w:p>
-            <w:pPr>
-              <w:keepNext/>
-              <w:spacing w:after="0"/>
-            </w:pPr>
-            <w:r>
-              <w:rPr>
-                <w:rFonts w:ascii="Aptos" w:hAnsi="Aptos"/>
-                <w:b w:val="0"/>
-                <w:i w:val="0"/>
-                <w:color w:val="1A1A1A"/>
-                <w:sz w:val="20"/>
-              </w:rPr>
-              <w:t>Jean-Jacques Dessalines</w:t>
-            </w:r>
-          </w:p>
-        </w:tc>
-        <w:tc>
-          <w:tcPr>
-            <w:tcW w:type="dxa" w:w="6803"/>
-            <w:tcBorders>
-              <w:top w:val="single" w:sz="4" w:space="0" w:color="D9C58A"/>
-              <w:left w:val="single" w:sz="4" w:space="0" w:color="D9C58A"/>
-              <w:bottom w:val="single" w:sz="4" w:space="0" w:color="D9C58A"/>
-              <w:right w:val="single" w:sz="4" w:space="0" w:color="D9C58A"/>
-            </w:tcBorders>
-            <w:shd w:val="clear" w:color="auto" w:fill="FFF3CC"/>
-            <w:tcMar>
-              <w:top w:w="80" w:type="dxa"/>
-              <w:left w:w="140" w:type="dxa"/>
-              <w:bottom w:w="80" w:type="dxa"/>
-              <w:right w:w="140" w:type="dxa"/>
-            </w:tcMar>
-          </w:tcPr>
-          <w:p>
-            <w:pPr>
-              <w:keepNext/>
-              <w:spacing w:after="0"/>
-            </w:pPr>
-            <w:r>
-              <w:rPr>
-                <w:rFonts w:ascii="Aptos" w:hAnsi="Aptos"/>
-                <w:b w:val="0"/>
-                <w:i w:val="0"/>
-                <w:color w:val="1A1A1A"/>
-                <w:sz w:val="20"/>
-              </w:rPr>
-              <w:t>Led the final victory and declared Haiti's independence (1804).</w:t>
-            </w:r>
-          </w:p>
-        </w:tc>
-      </w:tr>
-    </w:tbl>
-    <w:p>
-      <w:pPr>
-        <w:spacing w:after="0" w:line="160" w:lineRule="exact"/>
-      </w:pPr>
-      <w:r>
-        <w:rPr>
-          <w:sz w:val="4"/>
-        </w:rPr>
-      </w:r>
-    </w:p>
-    <w:p>
-      <w:pPr>
-        <w:keepNext/>
         <w:spacing w:before="80" w:after="60"/>
       </w:pPr>
       <w:r>
@@ -3350,367 +2549,6 @@
           <w:color w:val="007A3D"/>
           <w:sz w:val="20"/>
         </w:rPr>
-        <w:t>FILL THE GAPS — USE THE WORD BANK</w:t>
-      </w:r>
-    </w:p>
-    <w:tbl>
-      <w:tblPr>
-        <w:tblW w:type="auto" w:w="0"/>
-        <w:jc w:val="center"/>
-        <w:tblLayout w:type="fixed"/>
-        <w:tblLook w:firstColumn="1" w:firstRow="1" w:lastColumn="0" w:lastRow="0" w:noHBand="0" w:noVBand="1" w:val="04A0"/>
-      </w:tblPr>
-      <w:tblGrid>
-        <w:gridCol w:w="1848"/>
-        <w:gridCol w:w="1848"/>
-        <w:gridCol w:w="1848"/>
-        <w:gridCol w:w="1848"/>
-        <w:gridCol w:w="1848"/>
-      </w:tblGrid>
-      <w:tr>
-        <w:trPr>
-          <w:cantSplit/>
-        </w:trPr>
-        <w:tc>
-          <w:tcPr>
-            <w:tcW w:type="dxa" w:w="1848"/>
-            <w:tcBorders>
-              <w:top w:val="single" w:sz="6" w:space="0" w:color="E8A800"/>
-              <w:left w:val="single" w:sz="6" w:space="0" w:color="E8A800"/>
-              <w:bottom w:val="single" w:sz="6" w:space="0" w:color="E8A800"/>
-              <w:right w:val="single" w:sz="6" w:space="0" w:color="E8A800"/>
-            </w:tcBorders>
-            <w:shd w:val="clear" w:color="auto" w:fill="FFF3CC"/>
-            <w:tcMar>
-              <w:top w:w="60" w:type="dxa"/>
-              <w:left w:w="60" w:type="dxa"/>
-              <w:bottom w:w="60" w:type="dxa"/>
-              <w:right w:w="60" w:type="dxa"/>
-            </w:tcMar>
-          </w:tcPr>
-          <w:p>
-            <w:pPr>
-              <w:spacing w:after="0"/>
-              <w:jc w:val="center"/>
-            </w:pPr>
-            <w:r>
-              <w:rPr>
-                <w:rFonts w:ascii="Aptos" w:hAnsi="Aptos"/>
-                <w:b/>
-                <w:i w:val="0"/>
-                <w:color w:val="7A5800"/>
-                <w:sz w:val="21"/>
-              </w:rPr>
-              <w:t>Boukman</w:t>
-            </w:r>
-          </w:p>
-        </w:tc>
-        <w:tc>
-          <w:tcPr>
-            <w:tcW w:type="dxa" w:w="1848"/>
-            <w:tcBorders>
-              <w:top w:val="single" w:sz="6" w:space="0" w:color="E8A800"/>
-              <w:left w:val="single" w:sz="6" w:space="0" w:color="E8A800"/>
-              <w:bottom w:val="single" w:sz="6" w:space="0" w:color="E8A800"/>
-              <w:right w:val="single" w:sz="6" w:space="0" w:color="E8A800"/>
-            </w:tcBorders>
-            <w:shd w:val="clear" w:color="auto" w:fill="FFF3CC"/>
-            <w:tcMar>
-              <w:top w:w="60" w:type="dxa"/>
-              <w:left w:w="60" w:type="dxa"/>
-              <w:bottom w:w="60" w:type="dxa"/>
-              <w:right w:w="60" w:type="dxa"/>
-            </w:tcMar>
-          </w:tcPr>
-          <w:p>
-            <w:pPr>
-              <w:spacing w:after="0"/>
-              <w:jc w:val="center"/>
-            </w:pPr>
-            <w:r>
-              <w:rPr>
-                <w:rFonts w:ascii="Aptos" w:hAnsi="Aptos"/>
-                <w:b/>
-                <w:i w:val="0"/>
-                <w:color w:val="7A5800"/>
-                <w:sz w:val="21"/>
-              </w:rPr>
-              <w:t>Toussaint</w:t>
-            </w:r>
-          </w:p>
-        </w:tc>
-        <w:tc>
-          <w:tcPr>
-            <w:tcW w:type="dxa" w:w="1848"/>
-            <w:tcBorders>
-              <w:top w:val="single" w:sz="6" w:space="0" w:color="E8A800"/>
-              <w:left w:val="single" w:sz="6" w:space="0" w:color="E8A800"/>
-              <w:bottom w:val="single" w:sz="6" w:space="0" w:color="E8A800"/>
-              <w:right w:val="single" w:sz="6" w:space="0" w:color="E8A800"/>
-            </w:tcBorders>
-            <w:shd w:val="clear" w:color="auto" w:fill="FFF3CC"/>
-            <w:tcMar>
-              <w:top w:w="60" w:type="dxa"/>
-              <w:left w:w="60" w:type="dxa"/>
-              <w:bottom w:w="60" w:type="dxa"/>
-              <w:right w:w="60" w:type="dxa"/>
-            </w:tcMar>
-          </w:tcPr>
-          <w:p>
-            <w:pPr>
-              <w:spacing w:after="0"/>
-              <w:jc w:val="center"/>
-            </w:pPr>
-            <w:r>
-              <w:rPr>
-                <w:rFonts w:ascii="Aptos" w:hAnsi="Aptos"/>
-                <w:b/>
-                <w:i w:val="0"/>
-                <w:color w:val="7A5800"/>
-                <w:sz w:val="21"/>
-              </w:rPr>
-              <w:t>Vertières</w:t>
-            </w:r>
-          </w:p>
-        </w:tc>
-        <w:tc>
-          <w:tcPr>
-            <w:tcW w:type="dxa" w:w="1848"/>
-            <w:tcBorders>
-              <w:top w:val="single" w:sz="6" w:space="0" w:color="E8A800"/>
-              <w:left w:val="single" w:sz="6" w:space="0" w:color="E8A800"/>
-              <w:bottom w:val="single" w:sz="6" w:space="0" w:color="E8A800"/>
-              <w:right w:val="single" w:sz="6" w:space="0" w:color="E8A800"/>
-            </w:tcBorders>
-            <w:shd w:val="clear" w:color="auto" w:fill="FFF3CC"/>
-            <w:tcMar>
-              <w:top w:w="60" w:type="dxa"/>
-              <w:left w:w="60" w:type="dxa"/>
-              <w:bottom w:w="60" w:type="dxa"/>
-              <w:right w:w="60" w:type="dxa"/>
-            </w:tcMar>
-          </w:tcPr>
-          <w:p>
-            <w:pPr>
-              <w:spacing w:after="0"/>
-              <w:jc w:val="center"/>
-            </w:pPr>
-            <w:r>
-              <w:rPr>
-                <w:rFonts w:ascii="Aptos" w:hAnsi="Aptos"/>
-                <w:b/>
-                <w:i w:val="0"/>
-                <w:color w:val="7A5800"/>
-                <w:sz w:val="21"/>
-              </w:rPr>
-              <w:t>Dessalines</w:t>
-            </w:r>
-          </w:p>
-        </w:tc>
-        <w:tc>
-          <w:tcPr>
-            <w:tcW w:type="dxa" w:w="1848"/>
-            <w:tcBorders>
-              <w:top w:val="single" w:sz="6" w:space="0" w:color="E8A800"/>
-              <w:left w:val="single" w:sz="6" w:space="0" w:color="E8A800"/>
-              <w:bottom w:val="single" w:sz="6" w:space="0" w:color="E8A800"/>
-              <w:right w:val="single" w:sz="6" w:space="0" w:color="E8A800"/>
-            </w:tcBorders>
-            <w:shd w:val="clear" w:color="auto" w:fill="FFF3CC"/>
-            <w:tcMar>
-              <w:top w:w="60" w:type="dxa"/>
-              <w:left w:w="60" w:type="dxa"/>
-              <w:bottom w:w="60" w:type="dxa"/>
-              <w:right w:w="60" w:type="dxa"/>
-            </w:tcMar>
-          </w:tcPr>
-          <w:p>
-            <w:pPr>
-              <w:spacing w:after="0"/>
-              <w:jc w:val="center"/>
-            </w:pPr>
-            <w:r>
-              <w:rPr>
-                <w:rFonts w:ascii="Aptos" w:hAnsi="Aptos"/>
-                <w:b/>
-                <w:i w:val="0"/>
-                <w:color w:val="7A5800"/>
-                <w:sz w:val="21"/>
-              </w:rPr>
-              <w:t>1804</w:t>
-            </w:r>
-          </w:p>
-        </w:tc>
-      </w:tr>
-    </w:tbl>
-    <w:p>
-      <w:pPr>
-        <w:spacing w:after="0" w:line="120" w:lineRule="exact"/>
-      </w:pPr>
-      <w:r>
-        <w:rPr>
-          <w:sz w:val="4"/>
-        </w:rPr>
-      </w:r>
-    </w:p>
-    <w:p>
-      <w:pPr>
-        <w:spacing w:before="0" w:after="120"/>
-      </w:pPr>
-      <w:r>
-        <w:rPr>
-          <w:rFonts w:ascii="Aptos" w:hAnsi="Aptos"/>
-          <w:b/>
-          <w:i w:val="0"/>
-          <w:color w:val="CE1126"/>
-          <w:sz w:val="21"/>
-        </w:rPr>
-        <w:t xml:space="preserve">1.  </w:t>
-      </w:r>
-      <w:r>
-        <w:rPr>
-          <w:rFonts w:ascii="Aptos" w:hAnsi="Aptos"/>
-          <w:b w:val="0"/>
-          <w:i w:val="0"/>
-          <w:color w:val="1A1A1A"/>
-          <w:sz w:val="20"/>
-        </w:rPr>
-        <w:t>Dutty ______________ helped lead the Bois Caïman ceremony.</w:t>
-      </w:r>
-    </w:p>
-    <w:p>
-      <w:pPr>
-        <w:spacing w:before="0" w:after="120"/>
-      </w:pPr>
-      <w:r>
-        <w:rPr>
-          <w:rFonts w:ascii="Aptos" w:hAnsi="Aptos"/>
-          <w:b/>
-          <w:i w:val="0"/>
-          <w:color w:val="CE1126"/>
-          <w:sz w:val="21"/>
-        </w:rPr>
-        <w:t xml:space="preserve">2.  </w:t>
-      </w:r>
-      <w:r>
-        <w:rPr>
-          <w:rFonts w:ascii="Aptos" w:hAnsi="Aptos"/>
-          <w:b w:val="0"/>
-          <w:i w:val="0"/>
-          <w:color w:val="1A1A1A"/>
-          <w:sz w:val="20"/>
-        </w:rPr>
-        <w:t>______________ Louverture wrote a constitution banning slavery.</w:t>
-      </w:r>
-    </w:p>
-    <w:p>
-      <w:pPr>
-        <w:spacing w:before="0" w:after="120"/>
-      </w:pPr>
-      <w:r>
-        <w:rPr>
-          <w:rFonts w:ascii="Aptos" w:hAnsi="Aptos"/>
-          <w:b/>
-          <w:i w:val="0"/>
-          <w:color w:val="CE1126"/>
-          <w:sz w:val="21"/>
-        </w:rPr>
-        <w:t xml:space="preserve">3.  </w:t>
-      </w:r>
-      <w:r>
-        <w:rPr>
-          <w:rFonts w:ascii="Aptos" w:hAnsi="Aptos"/>
-          <w:b w:val="0"/>
-          <w:i w:val="0"/>
-          <w:color w:val="1A1A1A"/>
-          <w:sz w:val="20"/>
-        </w:rPr>
-        <w:t>The French army was defeated at the Battle of ______________.</w:t>
-      </w:r>
-    </w:p>
-    <w:p>
-      <w:pPr>
-        <w:spacing w:before="0" w:after="120"/>
-      </w:pPr>
-      <w:r>
-        <w:rPr>
-          <w:rFonts w:ascii="Aptos" w:hAnsi="Aptos"/>
-          <w:b/>
-          <w:i w:val="0"/>
-          <w:color w:val="CE1126"/>
-          <w:sz w:val="21"/>
-        </w:rPr>
-        <w:t xml:space="preserve">4.  </w:t>
-      </w:r>
-      <w:r>
-        <w:rPr>
-          <w:rFonts w:ascii="Aptos" w:hAnsi="Aptos"/>
-          <w:b w:val="0"/>
-          <w:i w:val="0"/>
-          <w:color w:val="1A1A1A"/>
-          <w:sz w:val="20"/>
-        </w:rPr>
-        <w:t>Jean-Jacques ______________ declared Haiti's independence.</w:t>
-      </w:r>
-    </w:p>
-    <w:p>
-      <w:pPr>
-        <w:spacing w:before="0" w:after="120"/>
-      </w:pPr>
-      <w:r>
-        <w:rPr>
-          <w:rFonts w:ascii="Aptos" w:hAnsi="Aptos"/>
-          <w:b/>
-          <w:i w:val="0"/>
-          <w:color w:val="CE1126"/>
-          <w:sz w:val="21"/>
-        </w:rPr>
-        <w:t xml:space="preserve">5.  </w:t>
-      </w:r>
-      <w:r>
-        <w:rPr>
-          <w:rFonts w:ascii="Aptos" w:hAnsi="Aptos"/>
-          <w:b w:val="0"/>
-          <w:i w:val="0"/>
-          <w:color w:val="1A1A1A"/>
-          <w:sz w:val="20"/>
-        </w:rPr>
-        <w:t>Haiti became independent on 1 January ______________.</w:t>
-      </w:r>
-    </w:p>
-    <w:p>
-      <w:pPr>
-        <w:spacing w:after="0" w:line="120" w:lineRule="exact"/>
-      </w:pPr>
-      <w:r>
-        <w:rPr>
-          <w:sz w:val="4"/>
-        </w:rPr>
-      </w:r>
-    </w:p>
-    <w:p>
-      <w:pPr>
-        <w:keepNext/>
-        <w:spacing w:before="40" w:after="60"/>
-      </w:pPr>
-      <w:r>
-        <w:rPr>
-          <w:rFonts w:ascii="Aptos" w:hAnsi="Aptos"/>
-          <w:b/>
-          <w:i w:val="0"/>
-          <w:color w:val="007A3D"/>
-          <w:sz w:val="20"/>
-        </w:rPr>
-        <w:t xml:space="preserve">▶  </w:t>
-      </w:r>
-      <w:r>
-        <w:rPr>
-          <w:rFonts w:ascii="Aptos" w:hAnsi="Aptos"/>
-          <w:b/>
-          <w:i w:val="0"/>
-          <w:color w:val="007A3D"/>
-          <w:sz w:val="20"/>
-        </w:rPr>
         <w:t>FRONT PAGE, 1 JANUARY 1804 — WRITE TWO HEADLINES</w:t>
       </w:r>
     </w:p>
@@ -4056,266 +2894,6 @@
         <w:rPr>
           <w:sz w:val="4"/>
         </w:rPr>
-      </w:r>
-    </w:p>
-    <w:p>
-      <w:pPr>
-        <w:keepNext/>
-        <w:spacing w:before="0" w:after="0"/>
-      </w:pPr>
-      <w:r>
-        <w:rPr>
-          <w:rFonts w:ascii="Aptos" w:hAnsi="Aptos"/>
-          <w:b/>
-          <w:i w:val="0"/>
-          <w:color w:val="007A3D"/>
-          <w:sz w:val="21"/>
-        </w:rPr>
-        <w:t>What do you think, and why?</w:t>
-      </w:r>
-    </w:p>
-    <w:tbl>
-      <w:tblPr>
-        <w:tblW w:type="auto" w:w="0"/>
-        <w:jc w:val="center"/>
-        <w:tblLayout w:type="fixed"/>
-        <w:tblLook w:firstColumn="1" w:firstRow="1" w:lastColumn="0" w:lastRow="0" w:noHBand="0" w:noVBand="1" w:val="04A0"/>
-      </w:tblPr>
-      <w:tblGrid>
-        <w:gridCol w:w="9242"/>
-      </w:tblGrid>
-      <w:tr>
-        <w:trPr>
-          <w:trHeight w:val="442" w:hRule="exact"/>
-        </w:trPr>
-        <w:tc>
-          <w:tcPr>
-            <w:tcW w:type="dxa" w:w="9241"/>
-            <w:tcBorders>
-              <w:top w:val="nil"/>
-              <w:left w:val="nil"/>
-              <w:bottom w:val="single" w:sz="6" w:space="0" w:color="BDBDBD"/>
-              <w:right w:val="nil"/>
-            </w:tcBorders>
-          </w:tcPr>
-          <w:p>
-            <w:pPr>
-              <w:spacing w:after="0"/>
-            </w:pPr>
-          </w:p>
-        </w:tc>
-      </w:tr>
-    </w:tbl>
-    <w:p>
-      <w:pPr>
-        <w:spacing w:after="0" w:line="160" w:lineRule="exact"/>
-      </w:pPr>
-      <w:r>
-        <w:rPr>
-          <w:sz w:val="4"/>
-        </w:rPr>
-      </w:r>
-    </w:p>
-    <w:p>
-      <w:pPr>
-        <w:keepNext/>
-        <w:spacing w:before="40" w:after="60"/>
-      </w:pPr>
-      <w:r>
-        <w:rPr>
-          <w:rFonts w:ascii="Aptos" w:hAnsi="Aptos"/>
-          <w:b/>
-          <w:i w:val="0"/>
-          <w:color w:val="CE1126"/>
-          <w:sz w:val="20"/>
-        </w:rPr>
-        <w:t xml:space="preserve">▶  </w:t>
-      </w:r>
-      <w:r>
-        <w:rPr>
-          <w:rFonts w:ascii="Aptos" w:hAnsi="Aptos"/>
-          <w:b/>
-          <w:i w:val="0"/>
-          <w:color w:val="CE1126"/>
-          <w:sz w:val="20"/>
-        </w:rPr>
-        <w:t>ROLE PLAY — IN PAIRS</w:t>
-      </w:r>
-    </w:p>
-    <w:tbl>
-      <w:tblPr>
-        <w:tblW w:type="auto" w:w="0"/>
-        <w:jc w:val="center"/>
-        <w:tblLayout w:type="fixed"/>
-        <w:tblLook w:firstColumn="1" w:firstRow="1" w:lastColumn="0" w:lastRow="0" w:noHBand="0" w:noVBand="1" w:val="04A0"/>
-      </w:tblPr>
-      <w:tblGrid>
-        <w:gridCol w:w="4621"/>
-        <w:gridCol w:w="4621"/>
-      </w:tblGrid>
-      <w:tr>
-        <w:trPr>
-          <w:cantSplit/>
-        </w:trPr>
-        <w:tc>
-          <w:tcPr>
-            <w:tcW w:type="dxa" w:w="9240"/>
-            <w:gridSpan w:val="2"/>
-            <w:tcBorders>
-              <w:top w:val="nil"/>
-              <w:left w:val="single" w:sz="36" w:space="0" w:color="CE1126"/>
-              <w:bottom w:val="nil"/>
-              <w:right w:val="nil"/>
-            </w:tcBorders>
-            <w:shd w:val="clear" w:color="auto" w:fill="FBE4E7"/>
-            <w:tcMar>
-              <w:top w:w="100" w:type="dxa"/>
-              <w:left w:w="200" w:type="dxa"/>
-              <w:bottom w:w="100" w:type="dxa"/>
-              <w:right w:w="160" w:type="dxa"/>
-            </w:tcMar>
-          </w:tcPr>
-          <w:p>
-            <w:pPr>
-              <w:keepNext/>
-              <w:spacing w:after="0"/>
-            </w:pPr>
-            <w:r>
-              <w:rPr>
-                <w:rFonts w:ascii="Aptos" w:hAnsi="Aptos"/>
-                <w:b/>
-                <w:i w:val="0"/>
-                <w:color w:val="CE1126"/>
-                <w:sz w:val="19"/>
-              </w:rPr>
-              <w:t xml:space="preserve">THE SCENE:  </w:t>
-            </w:r>
-            <w:r>
-              <w:rPr>
-                <w:rFonts w:ascii="Aptos" w:hAnsi="Aptos"/>
-                <w:b w:val="0"/>
-                <w:i w:val="0"/>
-                <w:color w:val="1A1A1A"/>
-                <w:sz w:val="20"/>
-              </w:rPr>
-              <w:t>Saint-Domingue, 1802. News arrives that Napoleon's army has landed.</w:t>
-            </w:r>
-          </w:p>
-        </w:tc>
-      </w:tr>
-      <w:tr>
-        <w:trPr>
-          <w:cantSplit/>
-        </w:trPr>
-        <w:tc>
-          <w:tcPr>
-            <w:tcW w:type="dxa" w:w="4620"/>
-            <w:tcBorders>
-              <w:top w:val="single" w:sz="12" w:space="0" w:color="FFFFFF"/>
-              <w:left w:val="single" w:sz="36" w:space="0" w:color="E8A800"/>
-              <w:bottom w:val="nil"/>
-              <w:right w:val="nil"/>
-            </w:tcBorders>
-            <w:shd w:val="clear" w:color="auto" w:fill="FFF3CC"/>
-            <w:tcMar>
-              <w:top w:w="100" w:type="dxa"/>
-              <w:left w:w="200" w:type="dxa"/>
-              <w:bottom w:w="100" w:type="dxa"/>
-              <w:right w:w="160" w:type="dxa"/>
-            </w:tcMar>
-          </w:tcPr>
-          <w:p>
-            <w:pPr>
-              <w:spacing w:after="40"/>
-            </w:pPr>
-            <w:r>
-              <w:rPr>
-                <w:rFonts w:ascii="Aptos" w:hAnsi="Aptos"/>
-                <w:b/>
-                <w:i w:val="0"/>
-                <w:color w:val="7A5800"/>
-                <w:sz w:val="19"/>
-              </w:rPr>
-              <w:t>PERSON A</w:t>
-            </w:r>
-          </w:p>
-          <w:p>
-            <w:pPr>
-              <w:spacing w:after="0"/>
-            </w:pPr>
-            <w:r>
-              <w:rPr>
-                <w:rFonts w:ascii="Aptos" w:hAnsi="Aptos"/>
-                <w:b w:val="0"/>
-                <w:i w:val="0"/>
-                <w:color w:val="1A1A1A"/>
-                <w:sz w:val="20"/>
-              </w:rPr>
-              <w:t>A soldier in Toussaint's army: you have fought for ten years and you will not go back to slavery. Persuade your friend to join the fight.</w:t>
-            </w:r>
-          </w:p>
-        </w:tc>
-        <w:tc>
-          <w:tcPr>
-            <w:tcW w:type="dxa" w:w="4620"/>
-            <w:tcBorders>
-              <w:top w:val="single" w:sz="12" w:space="0" w:color="FFFFFF"/>
-              <w:left w:val="single" w:sz="36" w:space="0" w:color="007A3D"/>
-              <w:bottom w:val="nil"/>
-              <w:right w:val="nil"/>
-            </w:tcBorders>
-            <w:shd w:val="clear" w:color="auto" w:fill="DDF0E4"/>
-            <w:tcMar>
-              <w:top w:w="100" w:type="dxa"/>
-              <w:left w:w="200" w:type="dxa"/>
-              <w:bottom w:w="100" w:type="dxa"/>
-              <w:right w:w="160" w:type="dxa"/>
-            </w:tcMar>
-          </w:tcPr>
-          <w:p>
-            <w:pPr>
-              <w:spacing w:after="40"/>
-            </w:pPr>
-            <w:r>
-              <w:rPr>
-                <w:rFonts w:ascii="Aptos" w:hAnsi="Aptos"/>
-                <w:b/>
-                <w:i w:val="0"/>
-                <w:color w:val="007A3D"/>
-                <w:sz w:val="19"/>
-              </w:rPr>
-              <w:t>PERSON B</w:t>
-            </w:r>
-          </w:p>
-          <w:p>
-            <w:pPr>
-              <w:spacing w:after="0"/>
-            </w:pPr>
-            <w:r>
-              <w:rPr>
-                <w:rFonts w:ascii="Aptos" w:hAnsi="Aptos"/>
-                <w:b w:val="0"/>
-                <w:i w:val="0"/>
-                <w:color w:val="1A1A1A"/>
-                <w:sz w:val="20"/>
-              </w:rPr>
-              <w:t>A farm worker: you are tired of war and afraid for your family. The French promise you will stay free. Should you trust them?</w:t>
-            </w:r>
-          </w:p>
-        </w:tc>
-      </w:tr>
-    </w:tbl>
-    <w:p>
-      <w:pPr>
-        <w:spacing w:after="0" w:line="160" w:lineRule="exact"/>
-      </w:pPr>
-      <w:r>
-        <w:rPr>
-          <w:sz w:val="4"/>
-        </w:rPr>
-      </w:r>
-      <w:r>
-        <w:br w:type="page"/>
       </w:r>
     </w:p>
     <w:p>
